--- a/Tasks - Deep Learning.docx
+++ b/Tasks - Deep Learning.docx
@@ -387,6 +387,9 @@
     </w:p>
     <w:p>
       <w:r>
+        <w:t xml:space="preserve"> </w:t>
+      </w:r>
+      <w:r>
         <w:t>The baseline uses efficientnet-b4. It’s insufficient for high-fidelity medical segmentation.</w:t>
       </w:r>
     </w:p>
@@ -1017,7 +1020,16 @@
         <w:br/>
       </w:r>
     </w:p>
-    <w:p/>
+    <w:p>
+      <w:pPr>
+        <w:tabs>
+          <w:tab w:val="left" w:pos="3345"/>
+        </w:tabs>
+      </w:pPr>
+      <w:r>
+        <w:tab/>
+      </w:r>
+    </w:p>
     <w:p/>
     <w:p/>
     <w:p/>
@@ -6892,6 +6904,7 @@
   <w:style w:type="character" w:default="1" w:styleId="DefaultParagraphFont">
     <w:name w:val="Default Paragraph Font"/>
     <w:uiPriority w:val="1"/>
+    <w:semiHidden/>
     <w:unhideWhenUsed/>
   </w:style>
   <w:style w:type="table" w:default="1" w:styleId="TableNormal">

--- a/Tasks - Deep Learning.docx
+++ b/Tasks - Deep Learning.docx
@@ -326,6 +326,85 @@
         <w:t>) for weighted ensemble aggregation</w:t>
       </w:r>
     </w:p>
+    <w:p/>
+    <w:p>
+      <w:r>
+        <w:t>Expert 5: Quality Assurance &amp; Scout</w:t>
+      </w:r>
+    </w:p>
+    <w:p>
+      <w:proofErr w:type="gramStart"/>
+      <w:r>
+        <w:t>[ ]</w:t>
+      </w:r>
+      <w:proofErr w:type="gramEnd"/>
+      <w:r>
+        <w:t xml:space="preserve"> Train "Scout" Model (ResNet18/EfficientNet-B0) for immediate baseline</w:t>
+      </w:r>
+    </w:p>
+    <w:p>
+      <w:proofErr w:type="gramStart"/>
+      <w:r>
+        <w:lastRenderedPageBreak/>
+        <w:t>[ ]</w:t>
+      </w:r>
+      <w:proofErr w:type="gramEnd"/>
+      <w:r>
+        <w:t xml:space="preserve"> Implement JSON/Output Validator (check schema, </w:t>
+      </w:r>
+      <w:proofErr w:type="spellStart"/>
+      <w:r>
+        <w:t>bbox</w:t>
+      </w:r>
+      <w:proofErr w:type="spellEnd"/>
+      <w:r>
+        <w:t xml:space="preserve"> bounds, mask paths)</w:t>
+      </w:r>
+    </w:p>
+    <w:p>
+      <w:proofErr w:type="gramStart"/>
+      <w:r>
+        <w:t>[ ]</w:t>
+      </w:r>
+      <w:proofErr w:type="gramEnd"/>
+      <w:r>
+        <w:t xml:space="preserve"> Update visualize.py to audit Expert 2's heavy augmentations</w:t>
+      </w:r>
+    </w:p>
+    <w:p>
+      <w:proofErr w:type="gramStart"/>
+      <w:r>
+        <w:t>[ ]</w:t>
+      </w:r>
+      <w:proofErr w:type="gramEnd"/>
+      <w:r>
+        <w:t xml:space="preserve"> Create automated submission zipper script with sanity checks</w:t>
+      </w:r>
+    </w:p>
+    <w:p/>
+    <w:p/>
+    <w:p/>
+    <w:p/>
+    <w:p/>
+    <w:p/>
+    <w:p/>
+    <w:p/>
+    <w:p>
+      <w:r>
+        <w:t>\</w:t>
+      </w:r>
+    </w:p>
+    <w:p/>
+    <w:p/>
+    <w:p/>
+    <w:p/>
+    <w:p/>
+    <w:p/>
+    <w:p/>
+    <w:p/>
+    <w:p/>
+    <w:p/>
+    <w:p/>
     <w:p/>
     <w:p/>
     <w:p/>
@@ -3254,14 +3333,549 @@
         <w:t xml:space="preserve"> When Expert 3 adds the "Uncertainty Weighting" wrapper, ensure your AMP scaler knows about the learnable parameters (the $\sigma$ values), or they won't update! Add those parameters to the optimizer group in train.py.</w:t>
       </w:r>
     </w:p>
+    <w:p/>
+    <w:p/>
+    <w:p/>
+    <w:p/>
+    <w:p/>
+    <w:p/>
+    <w:p/>
+    <w:p/>
+    <w:p/>
+    <w:p/>
+    <w:p/>
+    <w:p/>
+    <w:p/>
+    <w:p/>
+    <w:p/>
+    <w:p>
+      <w:pPr>
+        <w:rPr>
+          <w:b/>
+          <w:bCs/>
+        </w:rPr>
+      </w:pPr>
+      <w:r>
+        <w:rPr>
+          <w:b/>
+          <w:bCs/>
+        </w:rPr>
+        <w:lastRenderedPageBreak/>
+        <w:t>Mission Profile: Expert 5 (The QA &amp; Scout)</w:t>
+      </w:r>
+    </w:p>
+    <w:p>
+      <w:r>
+        <w:rPr>
+          <w:b/>
+          <w:bCs/>
+        </w:rPr>
+        <w:t>Goal:</w:t>
+      </w:r>
+      <w:r>
+        <w:t xml:space="preserve"> Risk Mitigation &amp; Submission Integrity. </w:t>
+      </w:r>
+      <w:r>
+        <w:rPr>
+          <w:b/>
+          <w:bCs/>
+        </w:rPr>
+        <w:t>Your job is "Insurance."</w:t>
+      </w:r>
+      <w:r>
+        <w:t xml:space="preserve"> Experts 1-4 are taking high risks with heavy models and complex changes. If the B7 runs out of memory, or the training crashes at hour 8, your "Scout" model saves the team. Furthermore, you are the </w:t>
+      </w:r>
+      <w:r>
+        <w:rPr>
+          <w:b/>
+          <w:bCs/>
+        </w:rPr>
+        <w:t>Compliance Officer</w:t>
+      </w:r>
+      <w:r>
+        <w:t>: one wrong key in a JSON file or a broken mask path means a score of 0. You ensure the output is valid before it touches the server.</w:t>
+      </w:r>
+    </w:p>
+    <w:p>
+      <w:pPr>
+        <w:rPr>
+          <w:b/>
+          <w:bCs/>
+        </w:rPr>
+      </w:pPr>
+      <w:r>
+        <w:rPr>
+          <w:b/>
+          <w:bCs/>
+        </w:rPr>
+        <w:t>Phase 1: The Scout (Rapid Baseline)</w:t>
+      </w:r>
+    </w:p>
+    <w:p>
+      <w:r>
+        <w:t xml:space="preserve">The B7 backbone will take hours to converge. We need to know </w:t>
+      </w:r>
+      <w:r>
+        <w:rPr>
+          <w:i/>
+          <w:iCs/>
+        </w:rPr>
+        <w:t>now</w:t>
+      </w:r>
+      <w:r>
+        <w:t xml:space="preserve"> if the pipeline works and get a score on the board.</w:t>
+      </w:r>
+    </w:p>
+    <w:p>
+      <w:pPr>
+        <w:numPr>
+          <w:ilvl w:val="0"/>
+          <w:numId w:val="21"/>
+        </w:numPr>
+      </w:pPr>
+      <w:r>
+        <w:rPr>
+          <w:b/>
+          <w:bCs/>
+        </w:rPr>
+        <w:t>Action:</w:t>
+      </w:r>
+      <w:r>
+        <w:t xml:space="preserve"> Train a lightweight model (e.g., resnet18 or efficientnet-b0) immediately on a separate Colab or background process.</w:t>
+      </w:r>
+    </w:p>
+    <w:p>
+      <w:pPr>
+        <w:numPr>
+          <w:ilvl w:val="0"/>
+          <w:numId w:val="21"/>
+        </w:numPr>
+      </w:pPr>
+      <w:r>
+        <w:rPr>
+          <w:b/>
+          <w:bCs/>
+        </w:rPr>
+        <w:t>Why:</w:t>
+      </w:r>
+    </w:p>
     <w:p>
       <w:pPr>
         <w:numPr>
           <w:ilvl w:val="1"/>
-          <w:numId w:val="20"/>
-        </w:numPr>
-      </w:pPr>
-    </w:p>
+          <w:numId w:val="21"/>
+        </w:numPr>
+      </w:pPr>
+      <w:r>
+        <w:t>It validates the entire code pipeline (</w:t>
+      </w:r>
+      <w:proofErr w:type="spellStart"/>
+      <w:r>
+        <w:t>dataloaders</w:t>
+      </w:r>
+      <w:proofErr w:type="spellEnd"/>
+      <w:r>
+        <w:t>, loss, prediction) in &lt;30 minutes.</w:t>
+      </w:r>
+    </w:p>
+    <w:p>
+      <w:pPr>
+        <w:numPr>
+          <w:ilvl w:val="1"/>
+          <w:numId w:val="21"/>
+        </w:numPr>
+      </w:pPr>
+      <w:r>
+        <w:t>It provides a fallback "Safety Submission" if the B7 fails.</w:t>
+      </w:r>
+    </w:p>
+    <w:p>
+      <w:pPr>
+        <w:numPr>
+          <w:ilvl w:val="1"/>
+          <w:numId w:val="21"/>
+        </w:numPr>
+      </w:pPr>
+      <w:r>
+        <w:t>It can be ensembled with the B7 later for free accuracy.</w:t>
+      </w:r>
+    </w:p>
+    <w:p>
+      <w:pPr>
+        <w:rPr>
+          <w:b/>
+          <w:bCs/>
+        </w:rPr>
+      </w:pPr>
+      <w:r>
+        <w:rPr>
+          <w:b/>
+          <w:bCs/>
+        </w:rPr>
+        <w:t>Phase 2: Augmentation Audit (Forensics)</w:t>
+      </w:r>
+    </w:p>
+    <w:p>
+      <w:r>
+        <w:t>Expert 2 is adding aggressive augmentations (</w:t>
+      </w:r>
+      <w:proofErr w:type="spellStart"/>
+      <w:r>
+        <w:t>GridDistortion</w:t>
+      </w:r>
+      <w:proofErr w:type="spellEnd"/>
+      <w:r>
+        <w:t>, Cutout). If these are too strong, they will destroy the medical features (e.g., cutting out the tumor).</w:t>
+      </w:r>
+    </w:p>
+    <w:p>
+      <w:pPr>
+        <w:numPr>
+          <w:ilvl w:val="0"/>
+          <w:numId w:val="22"/>
+        </w:numPr>
+      </w:pPr>
+      <w:r>
+        <w:rPr>
+          <w:b/>
+          <w:bCs/>
+        </w:rPr>
+        <w:t>Action:</w:t>
+      </w:r>
+      <w:r>
+        <w:t xml:space="preserve"> Upgrade visualize.py to inspect the </w:t>
+      </w:r>
+      <w:r>
+        <w:rPr>
+          <w:i/>
+          <w:iCs/>
+        </w:rPr>
+        <w:t>augmented</w:t>
+      </w:r>
+      <w:r>
+        <w:t xml:space="preserve"> training batches, not just the raw data.</w:t>
+      </w:r>
+    </w:p>
+    <w:p>
+      <w:pPr>
+        <w:numPr>
+          <w:ilvl w:val="0"/>
+          <w:numId w:val="22"/>
+        </w:numPr>
+      </w:pPr>
+      <w:r>
+        <w:rPr>
+          <w:b/>
+          <w:bCs/>
+        </w:rPr>
+        <w:t>Logic:</w:t>
+      </w:r>
+    </w:p>
+    <w:p>
+      <w:pPr>
+        <w:numPr>
+          <w:ilvl w:val="1"/>
+          <w:numId w:val="22"/>
+        </w:numPr>
+      </w:pPr>
+      <w:r>
+        <w:t xml:space="preserve">Pull a batch from the </w:t>
+      </w:r>
+      <w:proofErr w:type="spellStart"/>
+      <w:r>
+        <w:t>train_loader</w:t>
+      </w:r>
+      <w:proofErr w:type="spellEnd"/>
+      <w:r>
+        <w:t>.</w:t>
+      </w:r>
+    </w:p>
+    <w:p>
+      <w:pPr>
+        <w:numPr>
+          <w:ilvl w:val="1"/>
+          <w:numId w:val="22"/>
+        </w:numPr>
+      </w:pPr>
+      <w:proofErr w:type="spellStart"/>
+      <w:r>
+        <w:t>Denormalize</w:t>
+      </w:r>
+      <w:proofErr w:type="spellEnd"/>
+      <w:r>
+        <w:t xml:space="preserve"> the images.</w:t>
+      </w:r>
+    </w:p>
+    <w:p>
+      <w:pPr>
+        <w:numPr>
+          <w:ilvl w:val="1"/>
+          <w:numId w:val="22"/>
+        </w:numPr>
+      </w:pPr>
+      <w:r>
+        <w:t>Overlay masks/boxes.</w:t>
+      </w:r>
+    </w:p>
+    <w:p>
+      <w:pPr>
+        <w:numPr>
+          <w:ilvl w:val="1"/>
+          <w:numId w:val="22"/>
+        </w:numPr>
+      </w:pPr>
+      <w:r>
+        <w:rPr>
+          <w:b/>
+          <w:bCs/>
+        </w:rPr>
+        <w:t>Fail Condition:</w:t>
+      </w:r>
+      <w:r>
+        <w:t xml:space="preserve"> If you cannot recognize the anatomy yourself, tell Expert 2 to tone down the p (probability) or limit of the transforms.</w:t>
+      </w:r>
+    </w:p>
+    <w:p>
+      <w:pPr>
+        <w:rPr>
+          <w:b/>
+          <w:bCs/>
+        </w:rPr>
+      </w:pPr>
+      <w:r>
+        <w:rPr>
+          <w:b/>
+          <w:bCs/>
+        </w:rPr>
+        <w:t>Phase 3: The Validator (Compliance)</w:t>
+      </w:r>
+    </w:p>
+    <w:p>
+      <w:proofErr w:type="spellStart"/>
+      <w:r>
+        <w:lastRenderedPageBreak/>
+        <w:t>Codabench</w:t>
+      </w:r>
+      <w:proofErr w:type="spellEnd"/>
+      <w:r>
+        <w:t xml:space="preserve"> is unforgiving. A single </w:t>
+      </w:r>
+      <w:proofErr w:type="spellStart"/>
+      <w:r>
+        <w:t>NaN</w:t>
+      </w:r>
+      <w:proofErr w:type="spellEnd"/>
+      <w:r>
+        <w:t xml:space="preserve">, a bounding box </w:t>
+      </w:r>
+      <w:proofErr w:type="gramStart"/>
+      <w:r>
+        <w:t>coordinate</w:t>
+      </w:r>
+      <w:proofErr w:type="gramEnd"/>
+      <w:r>
+        <w:t xml:space="preserve"> outside the image dimensions, or a missing mask file will crash the evaluation.</w:t>
+      </w:r>
+    </w:p>
+    <w:p>
+      <w:pPr>
+        <w:numPr>
+          <w:ilvl w:val="0"/>
+          <w:numId w:val="23"/>
+        </w:numPr>
+      </w:pPr>
+      <w:r>
+        <w:rPr>
+          <w:b/>
+          <w:bCs/>
+        </w:rPr>
+        <w:t>Action:</w:t>
+      </w:r>
+      <w:r>
+        <w:t xml:space="preserve"> Write a check_submission.py script.</w:t>
+      </w:r>
+    </w:p>
+    <w:p>
+      <w:pPr>
+        <w:numPr>
+          <w:ilvl w:val="0"/>
+          <w:numId w:val="23"/>
+        </w:numPr>
+      </w:pPr>
+      <w:r>
+        <w:rPr>
+          <w:b/>
+          <w:bCs/>
+        </w:rPr>
+        <w:t>Checks:</w:t>
+      </w:r>
+    </w:p>
+    <w:p>
+      <w:pPr>
+        <w:numPr>
+          <w:ilvl w:val="1"/>
+          <w:numId w:val="23"/>
+        </w:numPr>
+      </w:pPr>
+      <w:r>
+        <w:rPr>
+          <w:b/>
+          <w:bCs/>
+        </w:rPr>
+        <w:t>Classification:</w:t>
+      </w:r>
+      <w:r>
+        <w:t xml:space="preserve"> Are probabilities normalized (sum to 1.0)? Are class IDs integers?</w:t>
+      </w:r>
+    </w:p>
+    <w:p>
+      <w:pPr>
+        <w:numPr>
+          <w:ilvl w:val="1"/>
+          <w:numId w:val="23"/>
+        </w:numPr>
+      </w:pPr>
+      <w:r>
+        <w:rPr>
+          <w:b/>
+          <w:bCs/>
+        </w:rPr>
+        <w:t>Detection:</w:t>
+      </w:r>
+      <w:r>
+        <w:t xml:space="preserve"> Are </w:t>
+      </w:r>
+      <w:proofErr w:type="spellStart"/>
+      <w:r>
+        <w:t>bbox_pixels</w:t>
+      </w:r>
+      <w:proofErr w:type="spellEnd"/>
+      <w:r>
+        <w:t xml:space="preserve"> </w:t>
+      </w:r>
+      <w:proofErr w:type="gramStart"/>
+      <w:r>
+        <w:t>actually within</w:t>
+      </w:r>
+      <w:proofErr w:type="gramEnd"/>
+      <w:r>
+        <w:t xml:space="preserve"> [0, W] and [0, H]? Are </w:t>
+      </w:r>
+      <w:proofErr w:type="spellStart"/>
+      <w:r>
+        <w:t>bbox_normalized</w:t>
+      </w:r>
+      <w:proofErr w:type="spellEnd"/>
+      <w:r>
+        <w:t xml:space="preserve"> within [0, 1]?</w:t>
+      </w:r>
+    </w:p>
+    <w:p>
+      <w:pPr>
+        <w:numPr>
+          <w:ilvl w:val="1"/>
+          <w:numId w:val="23"/>
+        </w:numPr>
+      </w:pPr>
+      <w:r>
+        <w:rPr>
+          <w:b/>
+          <w:bCs/>
+        </w:rPr>
+        <w:t>Segmentation:</w:t>
+      </w:r>
+      <w:r>
+        <w:t xml:space="preserve"> Do the saved mask filenames </w:t>
+      </w:r>
+      <w:r>
+        <w:rPr>
+          <w:i/>
+          <w:iCs/>
+        </w:rPr>
+        <w:t>exactly</w:t>
+      </w:r>
+      <w:r>
+        <w:t xml:space="preserve"> match the </w:t>
+      </w:r>
+      <w:proofErr w:type="spellStart"/>
+      <w:r>
+        <w:t>mask_path</w:t>
+      </w:r>
+      <w:proofErr w:type="spellEnd"/>
+      <w:r>
+        <w:t xml:space="preserve"> in the CSV? (This is the #1 cause of failure).</w:t>
+      </w:r>
+    </w:p>
+    <w:p>
+      <w:pPr>
+        <w:rPr>
+          <w:b/>
+          <w:bCs/>
+        </w:rPr>
+      </w:pPr>
+      <w:r>
+        <w:rPr>
+          <w:b/>
+          <w:bCs/>
+        </w:rPr>
+        <w:t>Phase 4: The Final Package</w:t>
+      </w:r>
+    </w:p>
+    <w:p>
+      <w:pPr>
+        <w:numPr>
+          <w:ilvl w:val="0"/>
+          <w:numId w:val="24"/>
+        </w:numPr>
+      </w:pPr>
+      <w:r>
+        <w:rPr>
+          <w:b/>
+          <w:bCs/>
+        </w:rPr>
+        <w:t>Action:</w:t>
+      </w:r>
+      <w:r>
+        <w:t xml:space="preserve"> Create a submit.py or shell script that runs your Validator and then zips the predictions/ folder exactly how </w:t>
+      </w:r>
+      <w:proofErr w:type="spellStart"/>
+      <w:r>
+        <w:t>Codabench</w:t>
+      </w:r>
+      <w:proofErr w:type="spellEnd"/>
+      <w:r>
+        <w:t xml:space="preserve"> wants it.</w:t>
+      </w:r>
+    </w:p>
+    <w:p>
+      <w:pPr>
+        <w:numPr>
+          <w:ilvl w:val="0"/>
+          <w:numId w:val="24"/>
+        </w:numPr>
+      </w:pPr>
+      <w:r>
+        <w:rPr>
+          <w:b/>
+          <w:bCs/>
+        </w:rPr>
+        <w:t>Why:</w:t>
+      </w:r>
+      <w:r>
+        <w:t xml:space="preserve"> At 11:55 PM, panic sets in. Manual zipping leads to mistakes (zipping the folder </w:t>
+      </w:r>
+      <w:r>
+        <w:rPr>
+          <w:i/>
+          <w:iCs/>
+        </w:rPr>
+        <w:t>containing</w:t>
+      </w:r>
+      <w:r>
+        <w:t xml:space="preserve"> predictions instead of the files themselves). Automation saves lives.</w:t>
+      </w:r>
+    </w:p>
+    <w:p/>
     <w:sectPr>
       <w:pgSz w:w="12240" w:h="15840"/>
       <w:pgMar w:top="1440" w:right="1440" w:bottom="1440" w:left="1440" w:header="720" w:footer="720" w:gutter="0"/>
@@ -4165,6 +4779,155 @@
     </w:lvl>
   </w:abstractNum>
   <w:abstractNum w:abstractNumId="6" w15:restartNumberingAfterBreak="0">
+    <w:nsid w:val="232C771C"/>
+    <w:multiLevelType w:val="multilevel"/>
+    <w:tmpl w:val="600E756E"/>
+    <w:lvl w:ilvl="0">
+      <w:start w:val="1"/>
+      <w:numFmt w:val="bullet"/>
+      <w:lvlText w:val=""/>
+      <w:lvlJc w:val="left"/>
+      <w:pPr>
+        <w:tabs>
+          <w:tab w:val="num" w:pos="720"/>
+        </w:tabs>
+        <w:ind w:left="720" w:hanging="360"/>
+      </w:pPr>
+      <w:rPr>
+        <w:rFonts w:ascii="Symbol" w:hAnsi="Symbol" w:hint="default"/>
+        <w:sz w:val="20"/>
+      </w:rPr>
+    </w:lvl>
+    <w:lvl w:ilvl="1">
+      <w:start w:val="1"/>
+      <w:numFmt w:val="bullet"/>
+      <w:lvlText w:val="o"/>
+      <w:lvlJc w:val="left"/>
+      <w:pPr>
+        <w:tabs>
+          <w:tab w:val="num" w:pos="1440"/>
+        </w:tabs>
+        <w:ind w:left="1440" w:hanging="360"/>
+      </w:pPr>
+      <w:rPr>
+        <w:rFonts w:ascii="Courier New" w:hAnsi="Courier New" w:hint="default"/>
+        <w:sz w:val="20"/>
+      </w:rPr>
+    </w:lvl>
+    <w:lvl w:ilvl="2" w:tentative="1">
+      <w:start w:val="1"/>
+      <w:numFmt w:val="bullet"/>
+      <w:lvlText w:val=""/>
+      <w:lvlJc w:val="left"/>
+      <w:pPr>
+        <w:tabs>
+          <w:tab w:val="num" w:pos="2160"/>
+        </w:tabs>
+        <w:ind w:left="2160" w:hanging="360"/>
+      </w:pPr>
+      <w:rPr>
+        <w:rFonts w:ascii="Wingdings" w:hAnsi="Wingdings" w:hint="default"/>
+        <w:sz w:val="20"/>
+      </w:rPr>
+    </w:lvl>
+    <w:lvl w:ilvl="3" w:tentative="1">
+      <w:start w:val="1"/>
+      <w:numFmt w:val="bullet"/>
+      <w:lvlText w:val=""/>
+      <w:lvlJc w:val="left"/>
+      <w:pPr>
+        <w:tabs>
+          <w:tab w:val="num" w:pos="2880"/>
+        </w:tabs>
+        <w:ind w:left="2880" w:hanging="360"/>
+      </w:pPr>
+      <w:rPr>
+        <w:rFonts w:ascii="Wingdings" w:hAnsi="Wingdings" w:hint="default"/>
+        <w:sz w:val="20"/>
+      </w:rPr>
+    </w:lvl>
+    <w:lvl w:ilvl="4" w:tentative="1">
+      <w:start w:val="1"/>
+      <w:numFmt w:val="bullet"/>
+      <w:lvlText w:val=""/>
+      <w:lvlJc w:val="left"/>
+      <w:pPr>
+        <w:tabs>
+          <w:tab w:val="num" w:pos="3600"/>
+        </w:tabs>
+        <w:ind w:left="3600" w:hanging="360"/>
+      </w:pPr>
+      <w:rPr>
+        <w:rFonts w:ascii="Wingdings" w:hAnsi="Wingdings" w:hint="default"/>
+        <w:sz w:val="20"/>
+      </w:rPr>
+    </w:lvl>
+    <w:lvl w:ilvl="5" w:tentative="1">
+      <w:start w:val="1"/>
+      <w:numFmt w:val="bullet"/>
+      <w:lvlText w:val=""/>
+      <w:lvlJc w:val="left"/>
+      <w:pPr>
+        <w:tabs>
+          <w:tab w:val="num" w:pos="4320"/>
+        </w:tabs>
+        <w:ind w:left="4320" w:hanging="360"/>
+      </w:pPr>
+      <w:rPr>
+        <w:rFonts w:ascii="Wingdings" w:hAnsi="Wingdings" w:hint="default"/>
+        <w:sz w:val="20"/>
+      </w:rPr>
+    </w:lvl>
+    <w:lvl w:ilvl="6" w:tentative="1">
+      <w:start w:val="1"/>
+      <w:numFmt w:val="bullet"/>
+      <w:lvlText w:val=""/>
+      <w:lvlJc w:val="left"/>
+      <w:pPr>
+        <w:tabs>
+          <w:tab w:val="num" w:pos="5040"/>
+        </w:tabs>
+        <w:ind w:left="5040" w:hanging="360"/>
+      </w:pPr>
+      <w:rPr>
+        <w:rFonts w:ascii="Wingdings" w:hAnsi="Wingdings" w:hint="default"/>
+        <w:sz w:val="20"/>
+      </w:rPr>
+    </w:lvl>
+    <w:lvl w:ilvl="7" w:tentative="1">
+      <w:start w:val="1"/>
+      <w:numFmt w:val="bullet"/>
+      <w:lvlText w:val=""/>
+      <w:lvlJc w:val="left"/>
+      <w:pPr>
+        <w:tabs>
+          <w:tab w:val="num" w:pos="5760"/>
+        </w:tabs>
+        <w:ind w:left="5760" w:hanging="360"/>
+      </w:pPr>
+      <w:rPr>
+        <w:rFonts w:ascii="Wingdings" w:hAnsi="Wingdings" w:hint="default"/>
+        <w:sz w:val="20"/>
+      </w:rPr>
+    </w:lvl>
+    <w:lvl w:ilvl="8" w:tentative="1">
+      <w:start w:val="1"/>
+      <w:numFmt w:val="bullet"/>
+      <w:lvlText w:val=""/>
+      <w:lvlJc w:val="left"/>
+      <w:pPr>
+        <w:tabs>
+          <w:tab w:val="num" w:pos="6480"/>
+        </w:tabs>
+        <w:ind w:left="6480" w:hanging="360"/>
+      </w:pPr>
+      <w:rPr>
+        <w:rFonts w:ascii="Wingdings" w:hAnsi="Wingdings" w:hint="default"/>
+        <w:sz w:val="20"/>
+      </w:rPr>
+    </w:lvl>
+  </w:abstractNum>
+  <w:abstractNum w:abstractNumId="7" w15:restartNumberingAfterBreak="0">
     <w:nsid w:val="2BA05C3C"/>
     <w:multiLevelType w:val="multilevel"/>
     <w:tmpl w:val="5AA60872"/>
@@ -4313,7 +5076,7 @@
       </w:rPr>
     </w:lvl>
   </w:abstractNum>
-  <w:abstractNum w:abstractNumId="7" w15:restartNumberingAfterBreak="0">
+  <w:abstractNum w:abstractNumId="8" w15:restartNumberingAfterBreak="0">
     <w:nsid w:val="34636F3C"/>
     <w:multiLevelType w:val="multilevel"/>
     <w:tmpl w:val="4104A52C"/>
@@ -4458,7 +5221,7 @@
       </w:rPr>
     </w:lvl>
   </w:abstractNum>
-  <w:abstractNum w:abstractNumId="8" w15:restartNumberingAfterBreak="0">
+  <w:abstractNum w:abstractNumId="9" w15:restartNumberingAfterBreak="0">
     <w:nsid w:val="36773FB3"/>
     <w:multiLevelType w:val="multilevel"/>
     <w:tmpl w:val="13C614FE"/>
@@ -4603,7 +5366,7 @@
       </w:rPr>
     </w:lvl>
   </w:abstractNum>
-  <w:abstractNum w:abstractNumId="9" w15:restartNumberingAfterBreak="0">
+  <w:abstractNum w:abstractNumId="10" w15:restartNumberingAfterBreak="0">
     <w:nsid w:val="37B30D69"/>
     <w:multiLevelType w:val="multilevel"/>
     <w:tmpl w:val="474CB1D2"/>
@@ -4748,7 +5511,156 @@
       </w:rPr>
     </w:lvl>
   </w:abstractNum>
-  <w:abstractNum w:abstractNumId="10" w15:restartNumberingAfterBreak="0">
+  <w:abstractNum w:abstractNumId="11" w15:restartNumberingAfterBreak="0">
+    <w:nsid w:val="41DC5DF8"/>
+    <w:multiLevelType w:val="multilevel"/>
+    <w:tmpl w:val="70888A78"/>
+    <w:lvl w:ilvl="0">
+      <w:start w:val="1"/>
+      <w:numFmt w:val="bullet"/>
+      <w:lvlText w:val=""/>
+      <w:lvlJc w:val="left"/>
+      <w:pPr>
+        <w:tabs>
+          <w:tab w:val="num" w:pos="720"/>
+        </w:tabs>
+        <w:ind w:left="720" w:hanging="360"/>
+      </w:pPr>
+      <w:rPr>
+        <w:rFonts w:ascii="Symbol" w:hAnsi="Symbol" w:hint="default"/>
+        <w:sz w:val="20"/>
+      </w:rPr>
+    </w:lvl>
+    <w:lvl w:ilvl="1">
+      <w:start w:val="1"/>
+      <w:numFmt w:val="bullet"/>
+      <w:lvlText w:val="o"/>
+      <w:lvlJc w:val="left"/>
+      <w:pPr>
+        <w:tabs>
+          <w:tab w:val="num" w:pos="1440"/>
+        </w:tabs>
+        <w:ind w:left="1440" w:hanging="360"/>
+      </w:pPr>
+      <w:rPr>
+        <w:rFonts w:ascii="Courier New" w:hAnsi="Courier New" w:hint="default"/>
+        <w:sz w:val="20"/>
+      </w:rPr>
+    </w:lvl>
+    <w:lvl w:ilvl="2" w:tentative="1">
+      <w:start w:val="1"/>
+      <w:numFmt w:val="bullet"/>
+      <w:lvlText w:val=""/>
+      <w:lvlJc w:val="left"/>
+      <w:pPr>
+        <w:tabs>
+          <w:tab w:val="num" w:pos="2160"/>
+        </w:tabs>
+        <w:ind w:left="2160" w:hanging="360"/>
+      </w:pPr>
+      <w:rPr>
+        <w:rFonts w:ascii="Wingdings" w:hAnsi="Wingdings" w:hint="default"/>
+        <w:sz w:val="20"/>
+      </w:rPr>
+    </w:lvl>
+    <w:lvl w:ilvl="3" w:tentative="1">
+      <w:start w:val="1"/>
+      <w:numFmt w:val="bullet"/>
+      <w:lvlText w:val=""/>
+      <w:lvlJc w:val="left"/>
+      <w:pPr>
+        <w:tabs>
+          <w:tab w:val="num" w:pos="2880"/>
+        </w:tabs>
+        <w:ind w:left="2880" w:hanging="360"/>
+      </w:pPr>
+      <w:rPr>
+        <w:rFonts w:ascii="Wingdings" w:hAnsi="Wingdings" w:hint="default"/>
+        <w:sz w:val="20"/>
+      </w:rPr>
+    </w:lvl>
+    <w:lvl w:ilvl="4" w:tentative="1">
+      <w:start w:val="1"/>
+      <w:numFmt w:val="bullet"/>
+      <w:lvlText w:val=""/>
+      <w:lvlJc w:val="left"/>
+      <w:pPr>
+        <w:tabs>
+          <w:tab w:val="num" w:pos="3600"/>
+        </w:tabs>
+        <w:ind w:left="3600" w:hanging="360"/>
+      </w:pPr>
+      <w:rPr>
+        <w:rFonts w:ascii="Wingdings" w:hAnsi="Wingdings" w:hint="default"/>
+        <w:sz w:val="20"/>
+      </w:rPr>
+    </w:lvl>
+    <w:lvl w:ilvl="5" w:tentative="1">
+      <w:start w:val="1"/>
+      <w:numFmt w:val="bullet"/>
+      <w:lvlText w:val=""/>
+      <w:lvlJc w:val="left"/>
+      <w:pPr>
+        <w:tabs>
+          <w:tab w:val="num" w:pos="4320"/>
+        </w:tabs>
+        <w:ind w:left="4320" w:hanging="360"/>
+      </w:pPr>
+      <w:rPr>
+        <w:rFonts w:ascii="Wingdings" w:hAnsi="Wingdings" w:hint="default"/>
+        <w:sz w:val="20"/>
+      </w:rPr>
+    </w:lvl>
+    <w:lvl w:ilvl="6" w:tentative="1">
+      <w:start w:val="1"/>
+      <w:numFmt w:val="bullet"/>
+      <w:lvlText w:val=""/>
+      <w:lvlJc w:val="left"/>
+      <w:pPr>
+        <w:tabs>
+          <w:tab w:val="num" w:pos="5040"/>
+        </w:tabs>
+        <w:ind w:left="5040" w:hanging="360"/>
+      </w:pPr>
+      <w:rPr>
+        <w:rFonts w:ascii="Wingdings" w:hAnsi="Wingdings" w:hint="default"/>
+        <w:sz w:val="20"/>
+      </w:rPr>
+    </w:lvl>
+    <w:lvl w:ilvl="7" w:tentative="1">
+      <w:start w:val="1"/>
+      <w:numFmt w:val="bullet"/>
+      <w:lvlText w:val=""/>
+      <w:lvlJc w:val="left"/>
+      <w:pPr>
+        <w:tabs>
+          <w:tab w:val="num" w:pos="5760"/>
+        </w:tabs>
+        <w:ind w:left="5760" w:hanging="360"/>
+      </w:pPr>
+      <w:rPr>
+        <w:rFonts w:ascii="Wingdings" w:hAnsi="Wingdings" w:hint="default"/>
+        <w:sz w:val="20"/>
+      </w:rPr>
+    </w:lvl>
+    <w:lvl w:ilvl="8" w:tentative="1">
+      <w:start w:val="1"/>
+      <w:numFmt w:val="bullet"/>
+      <w:lvlText w:val=""/>
+      <w:lvlJc w:val="left"/>
+      <w:pPr>
+        <w:tabs>
+          <w:tab w:val="num" w:pos="6480"/>
+        </w:tabs>
+        <w:ind w:left="6480" w:hanging="360"/>
+      </w:pPr>
+      <w:rPr>
+        <w:rFonts w:ascii="Wingdings" w:hAnsi="Wingdings" w:hint="default"/>
+        <w:sz w:val="20"/>
+      </w:rPr>
+    </w:lvl>
+  </w:abstractNum>
+  <w:abstractNum w:abstractNumId="12" w15:restartNumberingAfterBreak="0">
     <w:nsid w:val="44EE1ABA"/>
     <w:multiLevelType w:val="multilevel"/>
     <w:tmpl w:val="1FB4B6BC"/>
@@ -4897,7 +5809,7 @@
       </w:rPr>
     </w:lvl>
   </w:abstractNum>
-  <w:abstractNum w:abstractNumId="11" w15:restartNumberingAfterBreak="0">
+  <w:abstractNum w:abstractNumId="13" w15:restartNumberingAfterBreak="0">
     <w:nsid w:val="4DC66CCD"/>
     <w:multiLevelType w:val="multilevel"/>
     <w:tmpl w:val="89F05CC4"/>
@@ -5046,7 +5958,7 @@
       </w:rPr>
     </w:lvl>
   </w:abstractNum>
-  <w:abstractNum w:abstractNumId="12" w15:restartNumberingAfterBreak="0">
+  <w:abstractNum w:abstractNumId="14" w15:restartNumberingAfterBreak="0">
     <w:nsid w:val="52BE0BB8"/>
     <w:multiLevelType w:val="multilevel"/>
     <w:tmpl w:val="6E7ACC0A"/>
@@ -5195,7 +6107,152 @@
       </w:rPr>
     </w:lvl>
   </w:abstractNum>
-  <w:abstractNum w:abstractNumId="13" w15:restartNumberingAfterBreak="0">
+  <w:abstractNum w:abstractNumId="15" w15:restartNumberingAfterBreak="0">
+    <w:nsid w:val="550C7AAE"/>
+    <w:multiLevelType w:val="multilevel"/>
+    <w:tmpl w:val="85188CE4"/>
+    <w:lvl w:ilvl="0">
+      <w:start w:val="1"/>
+      <w:numFmt w:val="bullet"/>
+      <w:lvlText w:val=""/>
+      <w:lvlJc w:val="left"/>
+      <w:pPr>
+        <w:tabs>
+          <w:tab w:val="num" w:pos="720"/>
+        </w:tabs>
+        <w:ind w:left="720" w:hanging="360"/>
+      </w:pPr>
+      <w:rPr>
+        <w:rFonts w:ascii="Symbol" w:hAnsi="Symbol" w:hint="default"/>
+        <w:sz w:val="20"/>
+      </w:rPr>
+    </w:lvl>
+    <w:lvl w:ilvl="1">
+      <w:start w:val="1"/>
+      <w:numFmt w:val="decimal"/>
+      <w:lvlText w:val="%2."/>
+      <w:lvlJc w:val="left"/>
+      <w:pPr>
+        <w:tabs>
+          <w:tab w:val="num" w:pos="1440"/>
+        </w:tabs>
+        <w:ind w:left="1440" w:hanging="360"/>
+      </w:pPr>
+    </w:lvl>
+    <w:lvl w:ilvl="2" w:tentative="1">
+      <w:start w:val="1"/>
+      <w:numFmt w:val="bullet"/>
+      <w:lvlText w:val=""/>
+      <w:lvlJc w:val="left"/>
+      <w:pPr>
+        <w:tabs>
+          <w:tab w:val="num" w:pos="2160"/>
+        </w:tabs>
+        <w:ind w:left="2160" w:hanging="360"/>
+      </w:pPr>
+      <w:rPr>
+        <w:rFonts w:ascii="Wingdings" w:hAnsi="Wingdings" w:hint="default"/>
+        <w:sz w:val="20"/>
+      </w:rPr>
+    </w:lvl>
+    <w:lvl w:ilvl="3" w:tentative="1">
+      <w:start w:val="1"/>
+      <w:numFmt w:val="bullet"/>
+      <w:lvlText w:val=""/>
+      <w:lvlJc w:val="left"/>
+      <w:pPr>
+        <w:tabs>
+          <w:tab w:val="num" w:pos="2880"/>
+        </w:tabs>
+        <w:ind w:left="2880" w:hanging="360"/>
+      </w:pPr>
+      <w:rPr>
+        <w:rFonts w:ascii="Wingdings" w:hAnsi="Wingdings" w:hint="default"/>
+        <w:sz w:val="20"/>
+      </w:rPr>
+    </w:lvl>
+    <w:lvl w:ilvl="4" w:tentative="1">
+      <w:start w:val="1"/>
+      <w:numFmt w:val="bullet"/>
+      <w:lvlText w:val=""/>
+      <w:lvlJc w:val="left"/>
+      <w:pPr>
+        <w:tabs>
+          <w:tab w:val="num" w:pos="3600"/>
+        </w:tabs>
+        <w:ind w:left="3600" w:hanging="360"/>
+      </w:pPr>
+      <w:rPr>
+        <w:rFonts w:ascii="Wingdings" w:hAnsi="Wingdings" w:hint="default"/>
+        <w:sz w:val="20"/>
+      </w:rPr>
+    </w:lvl>
+    <w:lvl w:ilvl="5" w:tentative="1">
+      <w:start w:val="1"/>
+      <w:numFmt w:val="bullet"/>
+      <w:lvlText w:val=""/>
+      <w:lvlJc w:val="left"/>
+      <w:pPr>
+        <w:tabs>
+          <w:tab w:val="num" w:pos="4320"/>
+        </w:tabs>
+        <w:ind w:left="4320" w:hanging="360"/>
+      </w:pPr>
+      <w:rPr>
+        <w:rFonts w:ascii="Wingdings" w:hAnsi="Wingdings" w:hint="default"/>
+        <w:sz w:val="20"/>
+      </w:rPr>
+    </w:lvl>
+    <w:lvl w:ilvl="6" w:tentative="1">
+      <w:start w:val="1"/>
+      <w:numFmt w:val="bullet"/>
+      <w:lvlText w:val=""/>
+      <w:lvlJc w:val="left"/>
+      <w:pPr>
+        <w:tabs>
+          <w:tab w:val="num" w:pos="5040"/>
+        </w:tabs>
+        <w:ind w:left="5040" w:hanging="360"/>
+      </w:pPr>
+      <w:rPr>
+        <w:rFonts w:ascii="Wingdings" w:hAnsi="Wingdings" w:hint="default"/>
+        <w:sz w:val="20"/>
+      </w:rPr>
+    </w:lvl>
+    <w:lvl w:ilvl="7" w:tentative="1">
+      <w:start w:val="1"/>
+      <w:numFmt w:val="bullet"/>
+      <w:lvlText w:val=""/>
+      <w:lvlJc w:val="left"/>
+      <w:pPr>
+        <w:tabs>
+          <w:tab w:val="num" w:pos="5760"/>
+        </w:tabs>
+        <w:ind w:left="5760" w:hanging="360"/>
+      </w:pPr>
+      <w:rPr>
+        <w:rFonts w:ascii="Wingdings" w:hAnsi="Wingdings" w:hint="default"/>
+        <w:sz w:val="20"/>
+      </w:rPr>
+    </w:lvl>
+    <w:lvl w:ilvl="8" w:tentative="1">
+      <w:start w:val="1"/>
+      <w:numFmt w:val="bullet"/>
+      <w:lvlText w:val=""/>
+      <w:lvlJc w:val="left"/>
+      <w:pPr>
+        <w:tabs>
+          <w:tab w:val="num" w:pos="6480"/>
+        </w:tabs>
+        <w:ind w:left="6480" w:hanging="360"/>
+      </w:pPr>
+      <w:rPr>
+        <w:rFonts w:ascii="Wingdings" w:hAnsi="Wingdings" w:hint="default"/>
+        <w:sz w:val="20"/>
+      </w:rPr>
+    </w:lvl>
+  </w:abstractNum>
+  <w:abstractNum w:abstractNumId="16" w15:restartNumberingAfterBreak="0">
     <w:nsid w:val="567807F0"/>
     <w:multiLevelType w:val="multilevel"/>
     <w:tmpl w:val="56321DFA"/>
@@ -5344,7 +6401,156 @@
       </w:rPr>
     </w:lvl>
   </w:abstractNum>
-  <w:abstractNum w:abstractNumId="14" w15:restartNumberingAfterBreak="0">
+  <w:abstractNum w:abstractNumId="17" w15:restartNumberingAfterBreak="0">
+    <w:nsid w:val="58323AE3"/>
+    <w:multiLevelType w:val="multilevel"/>
+    <w:tmpl w:val="92F4000E"/>
+    <w:lvl w:ilvl="0">
+      <w:start w:val="1"/>
+      <w:numFmt w:val="bullet"/>
+      <w:lvlText w:val=""/>
+      <w:lvlJc w:val="left"/>
+      <w:pPr>
+        <w:tabs>
+          <w:tab w:val="num" w:pos="720"/>
+        </w:tabs>
+        <w:ind w:left="720" w:hanging="360"/>
+      </w:pPr>
+      <w:rPr>
+        <w:rFonts w:ascii="Symbol" w:hAnsi="Symbol" w:hint="default"/>
+        <w:sz w:val="20"/>
+      </w:rPr>
+    </w:lvl>
+    <w:lvl w:ilvl="1" w:tentative="1">
+      <w:start w:val="1"/>
+      <w:numFmt w:val="bullet"/>
+      <w:lvlText w:val="o"/>
+      <w:lvlJc w:val="left"/>
+      <w:pPr>
+        <w:tabs>
+          <w:tab w:val="num" w:pos="1440"/>
+        </w:tabs>
+        <w:ind w:left="1440" w:hanging="360"/>
+      </w:pPr>
+      <w:rPr>
+        <w:rFonts w:ascii="Courier New" w:hAnsi="Courier New" w:hint="default"/>
+        <w:sz w:val="20"/>
+      </w:rPr>
+    </w:lvl>
+    <w:lvl w:ilvl="2" w:tentative="1">
+      <w:start w:val="1"/>
+      <w:numFmt w:val="bullet"/>
+      <w:lvlText w:val=""/>
+      <w:lvlJc w:val="left"/>
+      <w:pPr>
+        <w:tabs>
+          <w:tab w:val="num" w:pos="2160"/>
+        </w:tabs>
+        <w:ind w:left="2160" w:hanging="360"/>
+      </w:pPr>
+      <w:rPr>
+        <w:rFonts w:ascii="Wingdings" w:hAnsi="Wingdings" w:hint="default"/>
+        <w:sz w:val="20"/>
+      </w:rPr>
+    </w:lvl>
+    <w:lvl w:ilvl="3" w:tentative="1">
+      <w:start w:val="1"/>
+      <w:numFmt w:val="bullet"/>
+      <w:lvlText w:val=""/>
+      <w:lvlJc w:val="left"/>
+      <w:pPr>
+        <w:tabs>
+          <w:tab w:val="num" w:pos="2880"/>
+        </w:tabs>
+        <w:ind w:left="2880" w:hanging="360"/>
+      </w:pPr>
+      <w:rPr>
+        <w:rFonts w:ascii="Wingdings" w:hAnsi="Wingdings" w:hint="default"/>
+        <w:sz w:val="20"/>
+      </w:rPr>
+    </w:lvl>
+    <w:lvl w:ilvl="4" w:tentative="1">
+      <w:start w:val="1"/>
+      <w:numFmt w:val="bullet"/>
+      <w:lvlText w:val=""/>
+      <w:lvlJc w:val="left"/>
+      <w:pPr>
+        <w:tabs>
+          <w:tab w:val="num" w:pos="3600"/>
+        </w:tabs>
+        <w:ind w:left="3600" w:hanging="360"/>
+      </w:pPr>
+      <w:rPr>
+        <w:rFonts w:ascii="Wingdings" w:hAnsi="Wingdings" w:hint="default"/>
+        <w:sz w:val="20"/>
+      </w:rPr>
+    </w:lvl>
+    <w:lvl w:ilvl="5" w:tentative="1">
+      <w:start w:val="1"/>
+      <w:numFmt w:val="bullet"/>
+      <w:lvlText w:val=""/>
+      <w:lvlJc w:val="left"/>
+      <w:pPr>
+        <w:tabs>
+          <w:tab w:val="num" w:pos="4320"/>
+        </w:tabs>
+        <w:ind w:left="4320" w:hanging="360"/>
+      </w:pPr>
+      <w:rPr>
+        <w:rFonts w:ascii="Wingdings" w:hAnsi="Wingdings" w:hint="default"/>
+        <w:sz w:val="20"/>
+      </w:rPr>
+    </w:lvl>
+    <w:lvl w:ilvl="6" w:tentative="1">
+      <w:start w:val="1"/>
+      <w:numFmt w:val="bullet"/>
+      <w:lvlText w:val=""/>
+      <w:lvlJc w:val="left"/>
+      <w:pPr>
+        <w:tabs>
+          <w:tab w:val="num" w:pos="5040"/>
+        </w:tabs>
+        <w:ind w:left="5040" w:hanging="360"/>
+      </w:pPr>
+      <w:rPr>
+        <w:rFonts w:ascii="Wingdings" w:hAnsi="Wingdings" w:hint="default"/>
+        <w:sz w:val="20"/>
+      </w:rPr>
+    </w:lvl>
+    <w:lvl w:ilvl="7" w:tentative="1">
+      <w:start w:val="1"/>
+      <w:numFmt w:val="bullet"/>
+      <w:lvlText w:val=""/>
+      <w:lvlJc w:val="left"/>
+      <w:pPr>
+        <w:tabs>
+          <w:tab w:val="num" w:pos="5760"/>
+        </w:tabs>
+        <w:ind w:left="5760" w:hanging="360"/>
+      </w:pPr>
+      <w:rPr>
+        <w:rFonts w:ascii="Wingdings" w:hAnsi="Wingdings" w:hint="default"/>
+        <w:sz w:val="20"/>
+      </w:rPr>
+    </w:lvl>
+    <w:lvl w:ilvl="8" w:tentative="1">
+      <w:start w:val="1"/>
+      <w:numFmt w:val="bullet"/>
+      <w:lvlText w:val=""/>
+      <w:lvlJc w:val="left"/>
+      <w:pPr>
+        <w:tabs>
+          <w:tab w:val="num" w:pos="6480"/>
+        </w:tabs>
+        <w:ind w:left="6480" w:hanging="360"/>
+      </w:pPr>
+      <w:rPr>
+        <w:rFonts w:ascii="Wingdings" w:hAnsi="Wingdings" w:hint="default"/>
+        <w:sz w:val="20"/>
+      </w:rPr>
+    </w:lvl>
+  </w:abstractNum>
+  <w:abstractNum w:abstractNumId="18" w15:restartNumberingAfterBreak="0">
     <w:nsid w:val="5C445E4D"/>
     <w:multiLevelType w:val="multilevel"/>
     <w:tmpl w:val="08562B28"/>
@@ -5493,7 +6699,7 @@
       </w:rPr>
     </w:lvl>
   </w:abstractNum>
-  <w:abstractNum w:abstractNumId="15" w15:restartNumberingAfterBreak="0">
+  <w:abstractNum w:abstractNumId="19" w15:restartNumberingAfterBreak="0">
     <w:nsid w:val="63405E07"/>
     <w:multiLevelType w:val="multilevel"/>
     <w:tmpl w:val="1AB298A2"/>
@@ -5642,7 +6848,7 @@
       </w:rPr>
     </w:lvl>
   </w:abstractNum>
-  <w:abstractNum w:abstractNumId="16" w15:restartNumberingAfterBreak="0">
+  <w:abstractNum w:abstractNumId="20" w15:restartNumberingAfterBreak="0">
     <w:nsid w:val="6A144815"/>
     <w:multiLevelType w:val="multilevel"/>
     <w:tmpl w:val="078E1958"/>
@@ -5791,7 +6997,7 @@
       </w:rPr>
     </w:lvl>
   </w:abstractNum>
-  <w:abstractNum w:abstractNumId="17" w15:restartNumberingAfterBreak="0">
+  <w:abstractNum w:abstractNumId="21" w15:restartNumberingAfterBreak="0">
     <w:nsid w:val="6E3E0646"/>
     <w:multiLevelType w:val="multilevel"/>
     <w:tmpl w:val="99A00FE8"/>
@@ -5940,7 +7146,7 @@
       </w:rPr>
     </w:lvl>
   </w:abstractNum>
-  <w:abstractNum w:abstractNumId="18" w15:restartNumberingAfterBreak="0">
+  <w:abstractNum w:abstractNumId="22" w15:restartNumberingAfterBreak="0">
     <w:nsid w:val="74A77BE1"/>
     <w:multiLevelType w:val="multilevel"/>
     <w:tmpl w:val="58EE004E"/>
@@ -6089,7 +7295,7 @@
       </w:rPr>
     </w:lvl>
   </w:abstractNum>
-  <w:abstractNum w:abstractNumId="19" w15:restartNumberingAfterBreak="0">
+  <w:abstractNum w:abstractNumId="23" w15:restartNumberingAfterBreak="0">
     <w:nsid w:val="76277546"/>
     <w:multiLevelType w:val="multilevel"/>
     <w:tmpl w:val="93EEB0A2"/>
@@ -6242,7 +7448,7 @@
     <w:abstractNumId w:val="1"/>
   </w:num>
   <w:num w:numId="2" w16cid:durableId="1683389942">
-    <w:abstractNumId w:val="19"/>
+    <w:abstractNumId w:val="23"/>
   </w:num>
   <w:num w:numId="3" w16cid:durableId="1997029730">
     <w:abstractNumId w:val="4"/>
@@ -6254,49 +7460,61 @@
     <w:abstractNumId w:val="0"/>
   </w:num>
   <w:num w:numId="6" w16cid:durableId="2075546651">
-    <w:abstractNumId w:val="15"/>
+    <w:abstractNumId w:val="19"/>
   </w:num>
   <w:num w:numId="7" w16cid:durableId="166293939">
-    <w:abstractNumId w:val="14"/>
+    <w:abstractNumId w:val="18"/>
   </w:num>
   <w:num w:numId="8" w16cid:durableId="473916570">
-    <w:abstractNumId w:val="9"/>
+    <w:abstractNumId w:val="10"/>
   </w:num>
   <w:num w:numId="9" w16cid:durableId="1689018816">
-    <w:abstractNumId w:val="10"/>
+    <w:abstractNumId w:val="12"/>
   </w:num>
   <w:num w:numId="10" w16cid:durableId="307710430">
-    <w:abstractNumId w:val="12"/>
+    <w:abstractNumId w:val="14"/>
   </w:num>
   <w:num w:numId="11" w16cid:durableId="2035643033">
     <w:abstractNumId w:val="3"/>
   </w:num>
   <w:num w:numId="12" w16cid:durableId="1726490268">
-    <w:abstractNumId w:val="8"/>
+    <w:abstractNumId w:val="9"/>
   </w:num>
   <w:num w:numId="13" w16cid:durableId="88235998">
-    <w:abstractNumId w:val="18"/>
+    <w:abstractNumId w:val="22"/>
   </w:num>
   <w:num w:numId="14" w16cid:durableId="204871242">
     <w:abstractNumId w:val="5"/>
   </w:num>
   <w:num w:numId="15" w16cid:durableId="805051320">
+    <w:abstractNumId w:val="16"/>
+  </w:num>
+  <w:num w:numId="16" w16cid:durableId="670303951">
     <w:abstractNumId w:val="13"/>
   </w:num>
-  <w:num w:numId="16" w16cid:durableId="670303951">
+  <w:num w:numId="17" w16cid:durableId="978344813">
+    <w:abstractNumId w:val="21"/>
+  </w:num>
+  <w:num w:numId="18" w16cid:durableId="856046767">
+    <w:abstractNumId w:val="7"/>
+  </w:num>
+  <w:num w:numId="19" w16cid:durableId="2051220084">
+    <w:abstractNumId w:val="8"/>
+  </w:num>
+  <w:num w:numId="20" w16cid:durableId="1681396648">
+    <w:abstractNumId w:val="20"/>
+  </w:num>
+  <w:num w:numId="21" w16cid:durableId="1473139879">
+    <w:abstractNumId w:val="15"/>
+  </w:num>
+  <w:num w:numId="22" w16cid:durableId="1393231092">
     <w:abstractNumId w:val="11"/>
   </w:num>
-  <w:num w:numId="17" w16cid:durableId="978344813">
-    <w:abstractNumId w:val="17"/>
-  </w:num>
-  <w:num w:numId="18" w16cid:durableId="856046767">
+  <w:num w:numId="23" w16cid:durableId="921262114">
     <w:abstractNumId w:val="6"/>
   </w:num>
-  <w:num w:numId="19" w16cid:durableId="2051220084">
-    <w:abstractNumId w:val="7"/>
-  </w:num>
-  <w:num w:numId="20" w16cid:durableId="1681396648">
-    <w:abstractNumId w:val="16"/>
+  <w:num w:numId="24" w16cid:durableId="1255167167">
+    <w:abstractNumId w:val="17"/>
   </w:num>
 </w:numbering>
 </file>
@@ -6904,7 +8122,6 @@
   <w:style w:type="character" w:default="1" w:styleId="DefaultParagraphFont">
     <w:name w:val="Default Paragraph Font"/>
     <w:uiPriority w:val="1"/>
-    <w:semiHidden/>
     <w:unhideWhenUsed/>
   </w:style>
   <w:style w:type="table" w:default="1" w:styleId="TableNormal">
